--- a/docs/forth_tutorial.docx
+++ b/docs/forth_tutorial.docx
@@ -18887,7 +18887,7 @@
         <w:rPr>
           <w:b w:val="0"/>
         </w:rPr>
-        <w:t xml:space="preserve">: the real Timex Sinclair 2068 almost certainly never had genuine ULAPlus hardware. It's a modern extension designed for later Sinclair-compatible machines, made available here through an emulator patch. What's confirmed is that this project's own port-level code matches the documented real protocol and visibly works in that patched emulator; whether it would behave identically on unpatched, genuinely original TS2068 hardware remains an open question — the same honest caveat this project's 64-column mode carries in </w:t>
+        <w:t xml:space="preserve">: a stock, unmodified Timex Sinclair 2068 does not natively support ULAplus. ULAplus is a specification, not a machine — it can be implemented as a physical replacement chip for an existing ULA, inside an emulator, or in modern FPGA-based hardware like the ZX Spectrum Next, and real add-on hardware for the TS2068 specifically (like the PicoVideo project) exists precisely because the stock machine doesn't have it. This project's own support for it has only ever been tested against a patched emulator. What's confirmed is that this project's own port-level code matches the documented real protocol and visibly works there; whether it would behave identically on real, unmodified TS2068 hardware remains an open question — the same honest caveat this project's 64-column mode carries in </w:t>
       </w:r>
       <w:r>
         <w:rPr>
